--- a/tests/fixtures/anschreiben-fett.docx
+++ b/tests/fixtures/anschreiben-fett.docx
@@ -13,6 +13,11 @@
         <w:t>hoch motivierter</w:t>
       </w:r>
       <w:r>
+        <w:rPr>
+          <w:i/>
+        </w:rPr>
+      </w:r>
+      <w:r>
         <w:t xml:space="preserve"> Bewerber mit einschlägiger Erfahrung.</w:t>
       </w:r>
     </w:p>
